--- a/episodes/The_Dark_Rise_Episode_28.docx
+++ b/episodes/The_Dark_Rise_Episode_28.docx
@@ -273,7 +273,7 @@
           <w:sz w:val="24"/>
           <w:szCs w:val="24"/>
         </w:rPr>
-        <w:t xml:space="preserve">A hundred miles south, beneath the ak-pu roots, the entity spent that same morning exactly the way it had spent every morning since the dibia's death, tending the one thread that still mattered to it more than any question of thrones or councils or distant kings finally choosing to look toward a delta they had never once troubled themselves over before.</w:t>
+        <w:t xml:space="preserve">A hundred miles south, beneath the iroko roots, the entity spent that same morning exactly the way it had spent every morning since the dibia's death, tending the one thread that still mattered to it more than any question of thrones or councils or distant kings finally choosing to look toward a delta they had never once troubled themselves over before.</w:t>
       </w:r>
     </w:p>
     <w:p>

--- a/episodes/The_Dark_Rise_Episode_28.docx
+++ b/episodes/The_Dark_Rise_Episode_28.docx
@@ -126,20 +126,7 @@
     </w:p>
     <w:p>
       <w:pPr>
-        <w:spacing w:after="0" w:line="360"/>
-      </w:pPr>
-      <w:r>
-        <w:rPr>
-          <w:rFonts w:ascii="Georgia" w:hAnsi="Georgia" w:cs="Georgia"/>
-          <w:sz w:val="24"/>
-          <w:szCs w:val="24"/>
-        </w:rPr>
-        <w:t xml:space="preserve"/>
-      </w:r>
-    </w:p>
-    <w:p>
-      <w:pPr>
-        <w:spacing w:after="60" w:line="360"/>
+        <w:spacing w:after="60" w:line="360" w:before="480"/>
         <w:ind w:firstLine="360"/>
       </w:pPr>
       <w:r>
@@ -251,20 +238,7 @@
     </w:p>
     <w:p>
       <w:pPr>
-        <w:spacing w:after="0" w:line="360"/>
-      </w:pPr>
-      <w:r>
-        <w:rPr>
-          <w:rFonts w:ascii="Georgia" w:hAnsi="Georgia" w:cs="Georgia"/>
-          <w:sz w:val="24"/>
-          <w:szCs w:val="24"/>
-        </w:rPr>
-        <w:t xml:space="preserve"/>
-      </w:r>
-    </w:p>
-    <w:p>
-      <w:pPr>
-        <w:spacing w:after="60" w:line="360"/>
+        <w:spacing w:after="60" w:line="360" w:before="480"/>
         <w:ind w:firstLine="360"/>
       </w:pPr>
       <w:r>
@@ -320,15 +294,16 @@
     </w:p>
     <w:p>
       <w:pPr>
-        <w:spacing w:after="0" w:line="360"/>
-      </w:pPr>
-      <w:r>
-        <w:rPr>
-          <w:rFonts w:ascii="Georgia" w:hAnsi="Georgia" w:cs="Georgia"/>
-          <w:sz w:val="24"/>
-          <w:szCs w:val="24"/>
-        </w:rPr>
-        <w:t xml:space="preserve"/>
+        <w:spacing w:after="60" w:line="360" w:before="480"/>
+        <w:ind w:firstLine="360"/>
+      </w:pPr>
+      <w:r>
+        <w:rPr>
+          <w:rFonts w:ascii="Georgia" w:hAnsi="Georgia" w:cs="Georgia"/>
+          <w:sz w:val="24"/>
+          <w:szCs w:val="24"/>
+        </w:rPr>
+        <w:t xml:space="preserve">Beneath the iroko roots, the flat voice kept its patient count.</w:t>
       </w:r>
     </w:p>
     <w:p>
@@ -344,25 +319,12 @@
           <w:bCs/>
           <w:caps/>
         </w:rPr>
-        <w:t xml:space="preserve">EXTERNAL AWARENESS: UNCHANGED, NONE. VESSEL: SELF DIRECTED ORGANIZATION OF PHYSICAL OBJECTS, EARLY SYMBOLIC BEHAVIOR OBSERVED.</w:t>
-      </w:r>
-    </w:p>
-    <w:p>
-      <w:pPr>
-        <w:spacing w:after="0" w:line="360"/>
-      </w:pPr>
-      <w:r>
-        <w:rPr>
-          <w:rFonts w:ascii="Georgia" w:hAnsi="Georgia" w:cs="Georgia"/>
-          <w:sz w:val="24"/>
-          <w:szCs w:val="24"/>
-        </w:rPr>
-        <w:t xml:space="preserve"/>
-      </w:r>
-    </w:p>
-    <w:p>
-      <w:pPr>
-        <w:spacing w:after="60" w:line="360"/>
+        <w:t xml:space="preserve">External awareness: unchanged, none. Vessel: self directed organization of physical objects, early symbolic behavior observed.</w:t>
+      </w:r>
+    </w:p>
+    <w:p>
+      <w:pPr>
+        <w:spacing w:after="60" w:line="360" w:before="480"/>
         <w:ind w:firstLine="360"/>
       </w:pPr>
       <w:r>
@@ -446,20 +408,7 @@
     </w:p>
     <w:p>
       <w:pPr>
-        <w:spacing w:after="0" w:line="360"/>
-      </w:pPr>
-      <w:r>
-        <w:rPr>
-          <w:rFonts w:ascii="Georgia" w:hAnsi="Georgia" w:cs="Georgia"/>
-          <w:sz w:val="24"/>
-          <w:szCs w:val="24"/>
-        </w:rPr>
-        <w:t xml:space="preserve"/>
-      </w:r>
-    </w:p>
-    <w:p>
-      <w:pPr>
-        <w:spacing w:after="60" w:line="360"/>
+        <w:spacing w:after="60" w:line="360" w:before="480"/>
         <w:ind w:firstLine="360"/>
       </w:pPr>
       <w:r>
@@ -497,19 +446,6 @@
           <w:szCs w:val="24"/>
         </w:rPr>
         <w:t xml:space="preserve">Behind him, Udo settled back into its ordinary business, traders and treaties and the slow, patient management of a kingdom's thousand smaller concerns, entirely unaware that one quiet captain now carried, in a single small satchel of instructions, the first thread the crown had ever spun toward the ancient, hungry thing waiting patiently at the edge of a forest most of the court could not have found on a map.</w:t>
-      </w:r>
-    </w:p>
-    <w:p>
-      <w:pPr>
-        <w:spacing w:after="0" w:line="360"/>
-      </w:pPr>
-      <w:r>
-        <w:rPr>
-          <w:rFonts w:ascii="Georgia" w:hAnsi="Georgia" w:cs="Georgia"/>
-          <w:sz w:val="24"/>
-          <w:szCs w:val="24"/>
-        </w:rPr>
-        <w:t xml:space="preserve"/>
       </w:r>
     </w:p>
     <w:sectPr>
